--- a/examples/report-templates/course-design-report-template.docx
+++ b/examples/report-templates/course-design-report-template.docx
@@ -450,7 +450,7 @@
           <w:b/>
           <w:sz w:val="28"/>
         </w:rPr>
-        <w:t>一、设计目标</w:t>
+        <w:t>一、摘要</w:t>
       </w:r>
     </w:p>
     <w:p>
@@ -476,7 +476,7 @@
           <w:b/>
           <w:sz w:val="28"/>
         </w:rPr>
-        <w:t>二、开发环境</w:t>
+        <w:t>二、关键词</w:t>
       </w:r>
     </w:p>
     <w:p>
@@ -502,7 +502,7 @@
           <w:b/>
           <w:sz w:val="28"/>
         </w:rPr>
-        <w:t>三、需求分析</w:t>
+        <w:t>三、设计目标</w:t>
       </w:r>
     </w:p>
     <w:p>
@@ -528,7 +528,7 @@
           <w:b/>
           <w:sz w:val="28"/>
         </w:rPr>
-        <w:t>四、方案设计与实现</w:t>
+        <w:t>四、开发环境</w:t>
       </w:r>
     </w:p>
     <w:p>
@@ -554,7 +554,7 @@
           <w:b/>
           <w:sz w:val="28"/>
         </w:rPr>
-        <w:t>五、运行结果</w:t>
+        <w:t>五、需求分析</w:t>
       </w:r>
     </w:p>
     <w:p>
@@ -580,7 +580,7 @@
           <w:b/>
           <w:sz w:val="28"/>
         </w:rPr>
-        <w:t>六、问题与改进</w:t>
+        <w:t>六、方案设计与实现</w:t>
       </w:r>
     </w:p>
     <w:p>
@@ -606,7 +606,85 @@
           <w:b/>
           <w:sz w:val="28"/>
         </w:rPr>
-        <w:t>七、设计总结</w:t>
+        <w:t>七、实现结果</w:t>
+      </w:r>
+    </w:p>
+    <w:p>
+      <w:pPr>
+        <w:spacing w:before="0" w:after="120" w:line="360" w:lineRule="auto"/>
+      </w:pPr>
+      <w:r>
+        <w:rPr>
+          <w:rFonts w:ascii="Times New Roman" w:hAnsi="Times New Roman" w:eastAsia="SimSun"/>
+          <w:b w:val="0"/>
+          <w:sz w:val="24"/>
+        </w:rPr>
+        <w:t>____________________________________________________________</w:t>
+      </w:r>
+    </w:p>
+    <w:p>
+      <w:pPr>
+        <w:spacing w:before="200" w:after="80" w:line="288" w:lineRule="auto"/>
+      </w:pPr>
+      <w:r>
+        <w:rPr>
+          <w:rFonts w:ascii="Times New Roman" w:hAnsi="Times New Roman" w:eastAsia="SimSun"/>
+          <w:b/>
+          <w:sz w:val="28"/>
+        </w:rPr>
+        <w:t>八、问题与改进</w:t>
+      </w:r>
+    </w:p>
+    <w:p>
+      <w:pPr>
+        <w:spacing w:before="0" w:after="120" w:line="360" w:lineRule="auto"/>
+      </w:pPr>
+      <w:r>
+        <w:rPr>
+          <w:rFonts w:ascii="Times New Roman" w:hAnsi="Times New Roman" w:eastAsia="SimSun"/>
+          <w:b w:val="0"/>
+          <w:sz w:val="24"/>
+        </w:rPr>
+        <w:t>____________________________________________________________</w:t>
+      </w:r>
+    </w:p>
+    <w:p>
+      <w:pPr>
+        <w:spacing w:before="200" w:after="80" w:line="288" w:lineRule="auto"/>
+      </w:pPr>
+      <w:r>
+        <w:rPr>
+          <w:rFonts w:ascii="Times New Roman" w:hAnsi="Times New Roman" w:eastAsia="SimSun"/>
+          <w:b/>
+          <w:sz w:val="28"/>
+        </w:rPr>
+        <w:t>九、设计总结</w:t>
+      </w:r>
+    </w:p>
+    <w:p>
+      <w:pPr>
+        <w:spacing w:before="0" w:after="120" w:line="360" w:lineRule="auto"/>
+      </w:pPr>
+      <w:r>
+        <w:rPr>
+          <w:rFonts w:ascii="Times New Roman" w:hAnsi="Times New Roman" w:eastAsia="SimSun"/>
+          <w:b w:val="0"/>
+          <w:sz w:val="24"/>
+        </w:rPr>
+        <w:t>____________________________________________________________</w:t>
+      </w:r>
+    </w:p>
+    <w:p>
+      <w:pPr>
+        <w:spacing w:before="200" w:after="80" w:line="288" w:lineRule="auto"/>
+      </w:pPr>
+      <w:r>
+        <w:rPr>
+          <w:rFonts w:ascii="Times New Roman" w:hAnsi="Times New Roman" w:eastAsia="SimSun"/>
+          <w:b/>
+          <w:sz w:val="28"/>
+        </w:rPr>
+        <w:t>十、参考文献</w:t>
       </w:r>
     </w:p>
     <w:p>
